--- a/files/soglasie.docx
+++ b/files/soglasie.docx
@@ -1,6 +1,6 @@
 
 <file path=word/document.xml><?xml version="1.0" encoding="utf-8"?>
-<w:document xmlns:wpc="http://schemas.microsoft.com/office/word/2010/wordprocessingCanvas" xmlns:cx="http://schemas.microsoft.com/office/drawing/2014/chartex" xmlns:cx1="http://schemas.microsoft.com/office/drawing/2015/9/8/chartex" xmlns:mc="http://schemas.openxmlformats.org/markup-compatibility/2006" xmlns:o="urn:schemas-microsoft-com:office:office" xmlns:r="http://schemas.openxmlformats.org/officeDocument/2006/relationships" xmlns:m="http://schemas.openxmlformats.org/officeDocument/2006/math" xmlns:v="urn:schemas-microsoft-com:vml" xmlns:wp14="http://schemas.microsoft.com/office/word/2010/wordprocessingDrawing" xmlns:wp="http://schemas.openxmlformats.org/drawingml/2006/wordprocessingDrawing" xmlns:w10="urn:schemas-microsoft-com:office:word" xmlns:w="http://schemas.openxmlformats.org/wordprocessingml/2006/main" xmlns:w14="http://schemas.microsoft.com/office/word/2010/wordml" xmlns:w15="http://schemas.microsoft.com/office/word/2012/wordml" xmlns:w16se="http://schemas.microsoft.com/office/word/2015/wordml/symex" xmlns:wpg="http://schemas.microsoft.com/office/word/2010/wordprocessingGroup" xmlns:wpi="http://schemas.microsoft.com/office/word/2010/wordprocessingInk" xmlns:wne="http://schemas.microsoft.com/office/word/2006/wordml" xmlns:wps="http://schemas.microsoft.com/office/word/2010/wordprocessingShape" mc:Ignorable="w14 w15 w16se wp14">
+<w:document xmlns:wpc="http://schemas.microsoft.com/office/word/2010/wordprocessingCanvas" xmlns:cx="http://schemas.microsoft.com/office/drawing/2014/chartex" xmlns:cx1="http://schemas.microsoft.com/office/drawing/2015/9/8/chartex" xmlns:cx2="http://schemas.microsoft.com/office/drawing/2015/10/21/chartex" xmlns:cx3="http://schemas.microsoft.com/office/drawing/2016/5/9/chartex" xmlns:cx4="http://schemas.microsoft.com/office/drawing/2016/5/10/chartex" xmlns:cx5="http://schemas.microsoft.com/office/drawing/2016/5/11/chartex" xmlns:cx6="http://schemas.microsoft.com/office/drawing/2016/5/12/chartex" xmlns:cx7="http://schemas.microsoft.com/office/drawing/2016/5/13/chartex" xmlns:cx8="http://schemas.microsoft.com/office/drawing/2016/5/14/chartex" xmlns:mc="http://schemas.openxmlformats.org/markup-compatibility/2006" xmlns:aink="http://schemas.microsoft.com/office/drawing/2016/ink" xmlns:am3d="http://schemas.microsoft.com/office/drawing/2017/model3d" xmlns:o="urn:schemas-microsoft-com:office:office" xmlns:oel="http://schemas.microsoft.com/office/2019/extlst" xmlns:r="http://schemas.openxmlformats.org/officeDocument/2006/relationships" xmlns:m="http://schemas.openxmlformats.org/officeDocument/2006/math" xmlns:v="urn:schemas-microsoft-com:vml" xmlns:wp14="http://schemas.microsoft.com/office/word/2010/wordprocessingDrawing" xmlns:wp="http://schemas.openxmlformats.org/drawingml/2006/wordprocessingDrawing" xmlns:w10="urn:schemas-microsoft-com:office:word" xmlns:w="http://schemas.openxmlformats.org/wordprocessingml/2006/main" xmlns:w14="http://schemas.microsoft.com/office/word/2010/wordml" xmlns:w15="http://schemas.microsoft.com/office/word/2012/wordml" xmlns:w16cex="http://schemas.microsoft.com/office/word/2018/wordml/cex" xmlns:w16cid="http://schemas.microsoft.com/office/word/2016/wordml/cid" xmlns:w16="http://schemas.microsoft.com/office/word/2018/wordml" xmlns:w16sdtdh="http://schemas.microsoft.com/office/word/2020/wordml/sdtdatahash" xmlns:w16se="http://schemas.microsoft.com/office/word/2015/wordml/symex" xmlns:wpg="http://schemas.microsoft.com/office/word/2010/wordprocessingGroup" xmlns:wpi="http://schemas.microsoft.com/office/word/2010/wordprocessingInk" xmlns:wne="http://schemas.microsoft.com/office/word/2006/wordml" xmlns:wps="http://schemas.microsoft.com/office/word/2010/wordprocessingShape" mc:Ignorable="w14 w15 w16se w16cid w16 w16cex w16sdtdh wp14">
   <w:body>
     <w:p>
       <w:pPr>
@@ -177,23 +177,7 @@
                 <w:sz w:val="22"/>
                 <w:szCs w:val="22"/>
               </w:rPr>
-              <w:t>______________</w:t>
-            </w:r>
-            <w:proofErr w:type="gramStart"/>
-            <w:r>
-              <w:rPr>
-                <w:sz w:val="22"/>
-                <w:szCs w:val="22"/>
-              </w:rPr>
-              <w:t>_«</w:t>
-            </w:r>
-            <w:proofErr w:type="gramEnd"/>
-            <w:r>
-              <w:rPr>
-                <w:sz w:val="22"/>
-                <w:szCs w:val="22"/>
-              </w:rPr>
-              <w:t>__»___________</w:t>
+              <w:t>_______________«__»___________</w:t>
             </w:r>
             <w:r>
               <w:rPr>
@@ -871,71 +855,7 @@
                 <w:sz w:val="21"/>
                 <w:szCs w:val="21"/>
               </w:rPr>
-              <w:t xml:space="preserve">обеспечения реализации образовательного процесса в Университете, молодежной политики, регулирования отношений, возникших на основе приема Субъекта на дополнительное обучение по программе повышения квалификации, программе профессиональной переподготовки; контроля количества и качества образовательных услуг; предоставления сведений в федеральные информационные системы, в том числе систему «Современная цифровая образовательная среда» в рамках информационного взаимодействия с </w:t>
-            </w:r>
-            <w:proofErr w:type="spellStart"/>
-            <w:r>
-              <w:rPr>
-                <w:sz w:val="21"/>
-                <w:szCs w:val="21"/>
-              </w:rPr>
-              <w:t>Минобрнауки</w:t>
-            </w:r>
-            <w:proofErr w:type="spellEnd"/>
-            <w:r>
-              <w:rPr>
-                <w:sz w:val="21"/>
-                <w:szCs w:val="21"/>
-              </w:rPr>
-              <w:t xml:space="preserve"> России; контроля успеваемости; промежуточных и итоговой аттестаций; оформления заявок на участие в конкурсах, олимпиадах; отчисления; отражения информации в бухгалтерских документах; представления установленной отчетности на основании нормативных правовых актов </w:t>
-            </w:r>
-            <w:proofErr w:type="spellStart"/>
-            <w:r>
-              <w:rPr>
-                <w:sz w:val="21"/>
-                <w:szCs w:val="21"/>
-              </w:rPr>
-              <w:t>Минобрнауки</w:t>
-            </w:r>
-            <w:proofErr w:type="spellEnd"/>
-            <w:r>
-              <w:rPr>
-                <w:sz w:val="21"/>
-                <w:szCs w:val="21"/>
-              </w:rPr>
-              <w:t xml:space="preserve"> России, </w:t>
-            </w:r>
-            <w:proofErr w:type="spellStart"/>
-            <w:r>
-              <w:rPr>
-                <w:sz w:val="21"/>
-                <w:szCs w:val="21"/>
-              </w:rPr>
-              <w:t>Рособрнадзора</w:t>
-            </w:r>
-            <w:proofErr w:type="spellEnd"/>
-            <w:r>
-              <w:rPr>
-                <w:sz w:val="21"/>
-                <w:szCs w:val="21"/>
-              </w:rPr>
-              <w:t xml:space="preserve">, </w:t>
-            </w:r>
-            <w:proofErr w:type="spellStart"/>
-            <w:r>
-              <w:rPr>
-                <w:sz w:val="21"/>
-                <w:szCs w:val="21"/>
-              </w:rPr>
-              <w:t>Роспотребнадзора</w:t>
-            </w:r>
-            <w:proofErr w:type="spellEnd"/>
-            <w:r>
-              <w:rPr>
-                <w:sz w:val="21"/>
-                <w:szCs w:val="21"/>
-              </w:rPr>
-              <w:t xml:space="preserve"> и иных органов государственной власти Российской Федерации.</w:t>
+              <w:t>обеспечения реализации образовательного процесса в Университете, молодежной политики, регулирования отношений, возникших на основе приема Субъекта на дополнительное обучение по программе повышения квалификации, программе профессиональной переподготовки; контроля количества и качества образовательных услуг; предоставления сведений в федеральные информационные системы, в том числе систему «Современная цифровая образовательная среда» в рамках информационного взаимодействия с Минобрнауки России; контроля успеваемости; промежуточных и итоговой аттестаций; оформления заявок на участие в конкурсах, олимпиадах; отчисления; отражения информации в бухгалтерских документах; представления установленной отчетности на основании нормативных правовых актов Минобрнауки России, Рособрнадзора, Роспотребнадзора и иных органов государственной власти Российской Федерации.</w:t>
             </w:r>
           </w:p>
           <w:p>
@@ -1269,8 +1189,6 @@
               </w:rPr>
               <w:t>.</w:t>
             </w:r>
-            <w:bookmarkStart w:id="0" w:name="_GoBack"/>
-            <w:bookmarkEnd w:id="0"/>
           </w:p>
         </w:tc>
       </w:tr>
@@ -1513,11 +1431,7 @@
         </w:rPr>
       </w:pPr>
     </w:p>
-    <w:p>
-      <w:pPr>
-        <w:ind w:firstLine="426"/>
-      </w:pPr>
-    </w:p>
+    <w:p/>
     <w:sectPr>
       <w:pgSz w:w="11906" w:h="16838"/>
       <w:pgMar w:top="1134" w:right="566" w:bottom="1134" w:left="1701" w:header="708" w:footer="708" w:gutter="0"/>
@@ -1529,7 +1443,7 @@
 </file>
 
 <file path=word/numbering.xml><?xml version="1.0" encoding="utf-8"?>
-<w:numbering xmlns:wpc="http://schemas.microsoft.com/office/word/2010/wordprocessingCanvas" xmlns:cx="http://schemas.microsoft.com/office/drawing/2014/chartex" xmlns:cx1="http://schemas.microsoft.com/office/drawing/2015/9/8/chartex" xmlns:mc="http://schemas.openxmlformats.org/markup-compatibility/2006" xmlns:o="urn:schemas-microsoft-com:office:office" xmlns:r="http://schemas.openxmlformats.org/officeDocument/2006/relationships" xmlns:m="http://schemas.openxmlformats.org/officeDocument/2006/math" xmlns:v="urn:schemas-microsoft-com:vml" xmlns:wp14="http://schemas.microsoft.com/office/word/2010/wordprocessingDrawing" xmlns:wp="http://schemas.openxmlformats.org/drawingml/2006/wordprocessingDrawing" xmlns:w10="urn:schemas-microsoft-com:office:word" xmlns:w="http://schemas.openxmlformats.org/wordprocessingml/2006/main" xmlns:w14="http://schemas.microsoft.com/office/word/2010/wordml" xmlns:w15="http://schemas.microsoft.com/office/word/2012/wordml" xmlns:w16se="http://schemas.microsoft.com/office/word/2015/wordml/symex" xmlns:wpg="http://schemas.microsoft.com/office/word/2010/wordprocessingGroup" xmlns:wpi="http://schemas.microsoft.com/office/word/2010/wordprocessingInk" xmlns:wne="http://schemas.microsoft.com/office/word/2006/wordml" xmlns:wps="http://schemas.microsoft.com/office/word/2010/wordprocessingShape" mc:Ignorable="w14 w15 w16se wp14">
+<w:numbering xmlns:wpc="http://schemas.microsoft.com/office/word/2010/wordprocessingCanvas" xmlns:cx="http://schemas.microsoft.com/office/drawing/2014/chartex" xmlns:cx1="http://schemas.microsoft.com/office/drawing/2015/9/8/chartex" xmlns:cx2="http://schemas.microsoft.com/office/drawing/2015/10/21/chartex" xmlns:cx3="http://schemas.microsoft.com/office/drawing/2016/5/9/chartex" xmlns:cx4="http://schemas.microsoft.com/office/drawing/2016/5/10/chartex" xmlns:cx5="http://schemas.microsoft.com/office/drawing/2016/5/11/chartex" xmlns:cx6="http://schemas.microsoft.com/office/drawing/2016/5/12/chartex" xmlns:cx7="http://schemas.microsoft.com/office/drawing/2016/5/13/chartex" xmlns:cx8="http://schemas.microsoft.com/office/drawing/2016/5/14/chartex" xmlns:mc="http://schemas.openxmlformats.org/markup-compatibility/2006" xmlns:aink="http://schemas.microsoft.com/office/drawing/2016/ink" xmlns:am3d="http://schemas.microsoft.com/office/drawing/2017/model3d" xmlns:o="urn:schemas-microsoft-com:office:office" xmlns:oel="http://schemas.microsoft.com/office/2019/extlst" xmlns:r="http://schemas.openxmlformats.org/officeDocument/2006/relationships" xmlns:m="http://schemas.openxmlformats.org/officeDocument/2006/math" xmlns:v="urn:schemas-microsoft-com:vml" xmlns:wp14="http://schemas.microsoft.com/office/word/2010/wordprocessingDrawing" xmlns:wp="http://schemas.openxmlformats.org/drawingml/2006/wordprocessingDrawing" xmlns:w10="urn:schemas-microsoft-com:office:word" xmlns:w="http://schemas.openxmlformats.org/wordprocessingml/2006/main" xmlns:w14="http://schemas.microsoft.com/office/word/2010/wordml" xmlns:w15="http://schemas.microsoft.com/office/word/2012/wordml" xmlns:w16cex="http://schemas.microsoft.com/office/word/2018/wordml/cex" xmlns:w16cid="http://schemas.microsoft.com/office/word/2016/wordml/cid" xmlns:w16="http://schemas.microsoft.com/office/word/2018/wordml" xmlns:w16sdtdh="http://schemas.microsoft.com/office/word/2020/wordml/sdtdatahash" xmlns:w16se="http://schemas.microsoft.com/office/word/2015/wordml/symex" xmlns:wpg="http://schemas.microsoft.com/office/word/2010/wordprocessingGroup" xmlns:wpi="http://schemas.microsoft.com/office/word/2010/wordprocessingInk" xmlns:wne="http://schemas.microsoft.com/office/word/2006/wordml" xmlns:wps="http://schemas.microsoft.com/office/word/2010/wordprocessingShape" mc:Ignorable="w14 w15 w16se w16cid w16 w16cex w16sdtdh wp14">
   <w:abstractNum w:abstractNumId="0" w15:restartNumberingAfterBreak="0">
     <w:nsid w:val="4B500103"/>
     <w:multiLevelType w:val="hybridMultilevel"/>
@@ -1643,14 +1557,14 @@
       </w:rPr>
     </w:lvl>
   </w:abstractNum>
-  <w:num w:numId="1">
+  <w:num w:numId="1" w16cid:durableId="2089306700">
     <w:abstractNumId w:val="0"/>
   </w:num>
 </w:numbering>
 </file>
 
 <file path=word/styles.xml><?xml version="1.0" encoding="utf-8"?>
-<w:styles xmlns:mc="http://schemas.openxmlformats.org/markup-compatibility/2006" xmlns:r="http://schemas.openxmlformats.org/officeDocument/2006/relationships" xmlns:w="http://schemas.openxmlformats.org/wordprocessingml/2006/main" xmlns:w14="http://schemas.microsoft.com/office/word/2010/wordml" xmlns:w15="http://schemas.microsoft.com/office/word/2012/wordml" xmlns:w16se="http://schemas.microsoft.com/office/word/2015/wordml/symex" mc:Ignorable="w14 w15 w16se">
+<w:styles xmlns:mc="http://schemas.openxmlformats.org/markup-compatibility/2006" xmlns:r="http://schemas.openxmlformats.org/officeDocument/2006/relationships" xmlns:w="http://schemas.openxmlformats.org/wordprocessingml/2006/main" xmlns:w14="http://schemas.microsoft.com/office/word/2010/wordml" xmlns:w15="http://schemas.microsoft.com/office/word/2012/wordml" xmlns:w16cex="http://schemas.microsoft.com/office/word/2018/wordml/cex" xmlns:w16cid="http://schemas.microsoft.com/office/word/2016/wordml/cid" xmlns:w16="http://schemas.microsoft.com/office/word/2018/wordml" xmlns:w16sdtdh="http://schemas.microsoft.com/office/word/2020/wordml/sdtdatahash" xmlns:w16se="http://schemas.microsoft.com/office/word/2015/wordml/symex" mc:Ignorable="w14 w15 w16se w16cid w16 w16cex w16sdtdh">
   <w:docDefaults>
     <w:rPrDefault>
       <w:rPr>
@@ -1666,7 +1580,7 @@
       </w:pPr>
     </w:pPrDefault>
   </w:docDefaults>
-  <w:latentStyles w:defLockedState="0" w:defUIPriority="99" w:defSemiHidden="0" w:defUnhideWhenUsed="0" w:defQFormat="0" w:count="371">
+  <w:latentStyles w:defLockedState="0" w:defUIPriority="99" w:defSemiHidden="0" w:defUnhideWhenUsed="0" w:defQFormat="0" w:count="376">
     <w:lsdException w:name="Normal" w:uiPriority="0" w:qFormat="1"/>
     <w:lsdException w:name="heading 1" w:uiPriority="9" w:qFormat="1"/>
     <w:lsdException w:name="heading 2" w:semiHidden="1" w:uiPriority="9" w:unhideWhenUsed="1" w:qFormat="1"/>
@@ -2038,6 +1952,11 @@
     <w:lsdException w:name="List Table 5 Dark Accent 6" w:uiPriority="50"/>
     <w:lsdException w:name="List Table 6 Colorful Accent 6" w:uiPriority="51"/>
     <w:lsdException w:name="List Table 7 Colorful Accent 6" w:uiPriority="52"/>
+    <w:lsdException w:name="Mention" w:semiHidden="1" w:unhideWhenUsed="1"/>
+    <w:lsdException w:name="Smart Hyperlink" w:semiHidden="1" w:unhideWhenUsed="1"/>
+    <w:lsdException w:name="Hashtag" w:semiHidden="1" w:unhideWhenUsed="1"/>
+    <w:lsdException w:name="Unresolved Mention" w:semiHidden="1" w:unhideWhenUsed="1"/>
+    <w:lsdException w:name="Smart Link" w:semiHidden="1" w:unhideWhenUsed="1"/>
   </w:latentStyles>
   <w:style w:type="paragraph" w:default="1" w:styleId="a">
     <w:name w:val="Normal"/>
@@ -2056,6 +1975,7 @@
   <w:style w:type="character" w:default="1" w:styleId="a0">
     <w:name w:val="Default Paragraph Font"/>
     <w:uiPriority w:val="1"/>
+    <w:semiHidden/>
     <w:unhideWhenUsed/>
   </w:style>
   <w:style w:type="table" w:default="1" w:styleId="a1">
